--- a/01_K-2/K-2_Teacher_Guide.docx
+++ b/01_K-2/K-2_Teacher_Guide.docx
@@ -628,7 +628,7 @@
           <w:color w:val="2B2D42"/>
           <w:sz w:val="21"/>
         </w:rPr>
-        <w:t>A free kit by Competence Collective · competencecollective.org · quillsup.org</w:t>
+        <w:t>Hackles · a free kit · quillsup.org</w:t>
       </w:r>
     </w:p>
     <w:p>
@@ -702,7 +702,7 @@
           <w:b/>
           <w:sz w:val="22"/>
         </w:rPr>
-        <w:t>About Hackles and Competence Collective</w:t>
+        <w:t>About Hackles</w:t>
       </w:r>
     </w:p>
     <w:p>
@@ -973,7 +973,7 @@
     <w:p>
       <w:r>
         <w:rPr/>
-        <w:t>A free kit by Competence Collective · competencecollective.org · quillsup.org</w:t>
+        <w:t>Hackles · a free kit · quillsup.org</w:t>
       </w:r>
     </w:p>
     <w:p>
@@ -1049,13 +1049,13 @@
       </w:pPr>
       <w:r>
         <w:rPr/>
-        <w:t>About Hackles and Competence Collective</w:t>
-      </w:r>
-    </w:p>
-    <w:p>
-      <w:r>
-        <w:rPr/>
-        <w:t>Hackles comes from Competence Collective, a small group of educators and practitioners who think every child and teen should learn to stay safe and kind online, and that nobody should have to pay for the lesson. So it's free to print, share and adapt for non-commercial use, with credit. The license line is on the title page.</w:t>
+        <w:t>About Hackles</w:t>
+      </w:r>
+    </w:p>
+    <w:p>
+      <w:r>
+        <w:rPr/>
+        <w:t>Hackles is a free kit, and free on purpose. A small group of educators and practitioners made it because every child and teen should learn to stay safe and kind online, and nobody should have to pay for the lesson. There are no accounts and no data collection, ever. Print it, share it and adapt it for non-commercial use, with credit. The license line is on the title page, and the whole kit lives at quillsup.org.</w:t>
       </w:r>
     </w:p>
     <w:p>
@@ -1083,7 +1083,7 @@
     <w:p>
       <w:r>
         <w:rPr/>
-        <w:t>Hackles is the first step on a path that continues with free resources such as picoCTF and CYBER.ORG. College and professional learners can go on to Competence Collective's Red Herrings (redherrings.app) and Hotwash (hotwa.sh).</w:t>
+        <w:t>Hackles is the first step on a path that continues with free resources such as picoCTF and CYBER.ORG.</w:t>
       </w:r>
     </w:p>
     <w:p>
@@ -35024,7 +35024,7 @@
         <w:color w:val="5A5C70"/>
         <w:sz w:val="14"/>
       </w:rPr>
-      <w:t>Hackles · © 2026 Competence Collective · competencecollective.org · Text CC BY-NC 4.0 · Name, logos and art: all rights reserved</w:t>
+      <w:t>Hackles · quillsup.org · © 2026 Competence Collective · Text CC BY-NC 4.0 · Name, logos and art: all rights reserved</w:t>
     </w:r>
     <w:r>
       <w:tab/>
